--- a/backend/templates/tenancy_eviction_base.docx
+++ b/backend/templates/tenancy_eviction_base.docx
@@ -105,6 +105,11 @@
     </w:p>
     <w:p>
       <w:r>
+        <w:t>{%p if grounds is not defined %}</w:t>
+      </w:r>
+    </w:p>
+    <w:p>
+      <w:r>
         <w:t>Ground relied upon: {{ grounds_label }}</w:t>
       </w:r>
     </w:p>
@@ -116,6 +121,46 @@
     <w:p>
       <w:r>
         <w:t>{{ citation_line }}</w:t>
+      </w:r>
+    </w:p>
+    <w:p>
+      <w:r>
+        <w:t>{%p else %}</w:t>
+      </w:r>
+    </w:p>
+    <w:p>
+      <w:r>
+        <w:t>{{ multi_ground_framing_line }}</w:t>
+      </w:r>
+    </w:p>
+    <w:p>
+      <w:r>
+        <w:t>{%p for ground in grounds %}</w:t>
+      </w:r>
+    </w:p>
+    <w:p>
+      <w:r>
+        <w:t>Ground {{ loop.index }}: {{ ground.label }}</w:t>
+      </w:r>
+    </w:p>
+    <w:p>
+      <w:r>
+        <w:t>{{ ground.clause_text }}</w:t>
+      </w:r>
+    </w:p>
+    <w:p>
+      <w:r>
+        <w:t>{{ ground.citation_line }}</w:t>
+      </w:r>
+    </w:p>
+    <w:p>
+      <w:r>
+        <w:t>{%p endfor %}</w:t>
+      </w:r>
+    </w:p>
+    <w:p>
+      <w:r>
+        <w:t>{%p endif %}</w:t>
       </w:r>
     </w:p>
     <w:p/>
